--- a/Unit 2 - 3D Roll A Ball/6-Detecting Collisions with Collectibles.docx
+++ b/Unit 2 - 3D Roll A Ball/6-Detecting Collisions with Collectibles.docx
@@ -1,184 +1,8 @@
 
 <file path=word/document.xml><?xml version="1.0" encoding="utf-8"?>
-<w:document xmlns:wpc="http://schemas.microsoft.com/office/word/2010/wordprocessingCanvas" xmlns:cx="http://schemas.microsoft.com/office/drawing/2014/chartex" xmlns:cx1="http://schemas.microsoft.com/office/drawing/2015/9/8/chartex" xmlns:cx2="http://schemas.microsoft.com/office/drawing/2015/10/21/chartex" xmlns:cx3="http://schemas.microsoft.com/office/drawing/2016/5/9/chartex" xmlns:cx4="http://schemas.microsoft.com/office/drawing/2016/5/10/chartex" xmlns:cx5="http://schemas.microsoft.com/office/drawing/2016/5/11/chartex" xmlns:cx6="http://schemas.microsoft.com/office/drawing/2016/5/12/chartex" xmlns:cx7="http://schemas.microsoft.com/office/drawing/2016/5/13/chartex" xmlns:cx8="http://schemas.microsoft.com/office/drawing/2016/5/14/chartex" xmlns:mc="http://schemas.openxmlformats.org/markup-compatibility/2006" xmlns:aink="http://schemas.microsoft.com/office/drawing/2016/ink" xmlns:am3d="http://schemas.microsoft.com/office/drawing/2017/model3d" xmlns:o="urn:schemas-microsoft-com:office:office" xmlns:oel="http://schemas.microsoft.com/office/2019/extlst" xmlns:r="http://schemas.openxmlformats.org/officeDocument/2006/relationships" xmlns:m="http://schemas.openxmlformats.org/officeDocument/2006/math" xmlns:v="urn:schemas-microsoft-com:vml" xmlns:wp14="http://schemas.microsoft.com/office/word/2010/wordprocessingDrawing" xmlns:wp="http://schemas.openxmlformats.org/drawingml/2006/wordprocessingDrawing" xmlns:w10="urn:schemas-microsoft-com:office:word" xmlns:w="http://schemas.openxmlformats.org/wordprocessingml/2006/main" xmlns:w14="http://schemas.microsoft.com/office/word/2010/wordml" xmlns:w15="http://schemas.microsoft.com/office/word/2012/wordml" xmlns:w16cei="http://schemas.microsoft.com/office/word/2026/wordml/cei" xmlns:w16cex="http://schemas.microsoft.com/office/word/2018/wordml/cex" xmlns:w16cid="http://schemas.microsoft.com/office/word/2016/wordml/cid" xmlns:w16="http://schemas.microsoft.com/office/word/2018/wordml" xmlns:w16du="http://schemas.microsoft.com/office/word/2023/wordml/word16du" xmlns:w16sdtdh="http://schemas.microsoft.com/office/word/2020/wordml/sdtdatahash" xmlns:w16sdtfl="http://schemas.microsoft.com/office/word/2024/wordml/sdtformatlock" xmlns:w16se="http://schemas.microsoft.com/office/word/2015/wordml/symex" xmlns:wpg="http://schemas.microsoft.com/office/word/2010/wordprocessingGroup" xmlns:wpi="http://schemas.microsoft.com/office/word/2010/wordprocessingInk" xmlns:wne="http://schemas.microsoft.com/office/word/2006/wordml" xmlns:wps="http://schemas.microsoft.com/office/word/2010/wordprocessingShape" mc:Ignorable="w14 w15 w16se w16cid w16 w16cex w16sdtdh w16sdtfl w16du wp14">
+<w:document xmlns:wpc="http://schemas.microsoft.com/office/word/2010/wordprocessingCanvas" xmlns:cx="http://schemas.microsoft.com/office/drawing/2014/chartex" xmlns:cx1="http://schemas.microsoft.com/office/drawing/2015/9/8/chartex" xmlns:cx2="http://schemas.microsoft.com/office/drawing/2015/10/21/chartex" xmlns:cx3="http://schemas.microsoft.com/office/drawing/2016/5/9/chartex" xmlns:cx4="http://schemas.microsoft.com/office/drawing/2016/5/10/chartex" xmlns:cx5="http://schemas.microsoft.com/office/drawing/2016/5/11/chartex" xmlns:cx6="http://schemas.microsoft.com/office/drawing/2016/5/12/chartex" xmlns:cx7="http://schemas.microsoft.com/office/drawing/2016/5/13/chartex" xmlns:cx8="http://schemas.microsoft.com/office/drawing/2016/5/14/chartex" xmlns:mc="http://schemas.openxmlformats.org/markup-compatibility/2006" xmlns:aink="http://schemas.microsoft.com/office/drawing/2016/ink" xmlns:am3d="http://schemas.microsoft.com/office/drawing/2017/model3d" xmlns:o="urn:schemas-microsoft-com:office:office" xmlns:oel="http://schemas.microsoft.com/office/2019/extlst" xmlns:r="http://schemas.openxmlformats.org/officeDocument/2006/relationships" xmlns:m="http://schemas.openxmlformats.org/officeDocument/2006/math" xmlns:v="urn:schemas-microsoft-com:vml" xmlns:wp14="http://schemas.microsoft.com/office/word/2010/wordprocessingDrawing" xmlns:wp="http://schemas.openxmlformats.org/drawingml/2006/wordprocessingDrawing" xmlns:w10="urn:schemas-microsoft-com:office:word" xmlns:w="http://schemas.openxmlformats.org/wordprocessingml/2006/main" xmlns:w14="http://schemas.microsoft.com/office/word/2010/wordml" xmlns:w15="http://schemas.microsoft.com/office/word/2012/wordml" xmlns:w16cex="http://schemas.microsoft.com/office/word/2018/wordml/cex" xmlns:w16cid="http://schemas.microsoft.com/office/word/2016/wordml/cid" xmlns:w16="http://schemas.microsoft.com/office/word/2018/wordml" xmlns:w16du="http://schemas.microsoft.com/office/word/2023/wordml/word16du" xmlns:w16sdtdh="http://schemas.microsoft.com/office/word/2020/wordml/sdtdatahash" xmlns:w16sdtfl="http://schemas.microsoft.com/office/word/2024/wordml/sdtformatlock" xmlns:w16se="http://schemas.microsoft.com/office/word/2015/wordml/symex" xmlns:wpg="http://schemas.microsoft.com/office/word/2010/wordprocessingGroup" xmlns:wpi="http://schemas.microsoft.com/office/word/2010/wordprocessingInk" xmlns:wne="http://schemas.microsoft.com/office/word/2006/wordml" xmlns:wps="http://schemas.microsoft.com/office/word/2010/wordprocessingShape" mc:Ignorable="w14 w15 w16se w16cid w16 w16cex w16sdtdh w16sdtfl w16du wp14">
   <w:body>
     <w:p>
-      <w:r>
-        <w:t>Summary</w:t>
-      </w:r>
-    </w:p>
-    <w:p>
-      <w:r>
-        <w:t>In this tutorial, you’ll:</w:t>
-      </w:r>
-    </w:p>
-    <w:p>
-      <w:pPr>
-        <w:numPr>
-          <w:ilvl w:val="0"/>
-          <w:numId w:val="1"/>
-        </w:numPr>
-      </w:pPr>
-      <w:r>
-        <w:t xml:space="preserve">Revise your </w:t>
-      </w:r>
-      <w:proofErr w:type="spellStart"/>
-      <w:r>
-        <w:t>PlayerController</w:t>
-      </w:r>
-      <w:proofErr w:type="spellEnd"/>
-      <w:r>
-        <w:t xml:space="preserve"> script to make </w:t>
-      </w:r>
-      <w:proofErr w:type="spellStart"/>
-      <w:r>
-        <w:t>PickUpGameObjects</w:t>
-      </w:r>
-      <w:proofErr w:type="spellEnd"/>
-      <w:r>
-        <w:t xml:space="preserve"> disappear when they collide with the Player sphere</w:t>
-      </w:r>
-    </w:p>
-    <w:p>
-      <w:pPr>
-        <w:numPr>
-          <w:ilvl w:val="0"/>
-          <w:numId w:val="1"/>
-        </w:numPr>
-      </w:pPr>
-      <w:r>
-        <w:t xml:space="preserve">Tag </w:t>
-      </w:r>
-      <w:proofErr w:type="spellStart"/>
-      <w:r>
-        <w:t>PickUp</w:t>
-      </w:r>
-      <w:proofErr w:type="spellEnd"/>
-      <w:r>
-        <w:t xml:space="preserve"> </w:t>
-      </w:r>
-      <w:proofErr w:type="spellStart"/>
-      <w:r>
-        <w:t>GameObjects</w:t>
-      </w:r>
-      <w:proofErr w:type="spellEnd"/>
-      <w:r>
-        <w:t xml:space="preserve"> and write conditional statements to make sure they’re the only things that disappear</w:t>
-      </w:r>
-    </w:p>
-    <w:p>
-      <w:pPr>
-        <w:numPr>
-          <w:ilvl w:val="0"/>
-          <w:numId w:val="1"/>
-        </w:numPr>
-      </w:pPr>
-      <w:r>
-        <w:t xml:space="preserve">Set the Prefab </w:t>
-      </w:r>
-      <w:proofErr w:type="spellStart"/>
-      <w:r>
-        <w:t>PickUp</w:t>
-      </w:r>
-      <w:proofErr w:type="spellEnd"/>
-      <w:r>
-        <w:t xml:space="preserve"> Collider as a trigger and add a </w:t>
-      </w:r>
-      <w:proofErr w:type="spellStart"/>
-      <w:r>
-        <w:t>Rigidbody</w:t>
-      </w:r>
-      <w:proofErr w:type="spellEnd"/>
-      <w:r>
-        <w:t xml:space="preserve"> component, to make the collectibles work properly</w:t>
-      </w:r>
-    </w:p>
-    <w:p>
-      <w:r>
-        <w:t>Resources</w:t>
-      </w:r>
-    </w:p>
-    <w:p>
-      <w:pPr>
-        <w:numPr>
-          <w:ilvl w:val="0"/>
-          <w:numId w:val="2"/>
-        </w:numPr>
-      </w:pPr>
-      <w:hyperlink r:id="rId5" w:tgtFrame="_blank" w:history="1">
-        <w:r>
-          <w:rPr>
-            <w:rStyle w:val="Hyperlink"/>
-          </w:rPr>
-          <w:t>Disable_PickUps_with_OnTriggerEnter-Transcript.txt</w:t>
-        </w:r>
-      </w:hyperlink>
-    </w:p>
-    <w:p>
-      <w:pPr>
-        <w:numPr>
-          <w:ilvl w:val="0"/>
-          <w:numId w:val="2"/>
-        </w:numPr>
-      </w:pPr>
-      <w:hyperlink r:id="rId6" w:tgtFrame="_blank" w:history="1">
-        <w:r>
-          <w:rPr>
-            <w:rStyle w:val="Hyperlink"/>
-          </w:rPr>
-          <w:t>Add_a_tag_to_the_PickUp_Prefab-Transcript.txt</w:t>
-        </w:r>
-      </w:hyperlink>
-    </w:p>
-    <w:p>
-      <w:pPr>
-        <w:numPr>
-          <w:ilvl w:val="0"/>
-          <w:numId w:val="2"/>
-        </w:numPr>
-      </w:pPr>
-      <w:hyperlink r:id="rId7" w:tgtFrame="_blank" w:history="1">
-        <w:r>
-          <w:rPr>
-            <w:rStyle w:val="Hyperlink"/>
-          </w:rPr>
-          <w:t>Write_a_conditional_statement-Transcript.txt</w:t>
-        </w:r>
-      </w:hyperlink>
-    </w:p>
-    <w:p>
-      <w:pPr>
-        <w:numPr>
-          <w:ilvl w:val="0"/>
-          <w:numId w:val="2"/>
-        </w:numPr>
-      </w:pPr>
-      <w:hyperlink r:id="rId8" w:tgtFrame="_blank" w:history="1">
-        <w:r>
-          <w:rPr>
-            <w:rStyle w:val="Hyperlink"/>
-          </w:rPr>
-          <w:t>Set_the_PickUp_Colliders_as_triggers-Transcript.txt</w:t>
-        </w:r>
-      </w:hyperlink>
-    </w:p>
-    <w:p>
-      <w:pPr>
-        <w:numPr>
-          <w:ilvl w:val="0"/>
-          <w:numId w:val="2"/>
-        </w:numPr>
-      </w:pPr>
-      <w:hyperlink r:id="rId9" w:tgtFrame="_blank" w:history="1">
-        <w:r>
-          <w:rPr>
-            <w:rStyle w:val="Hyperlink"/>
-          </w:rPr>
-          <w:t>Add_a_Rigidbody_component_to_the_PickUp_Prefab-Transcript.txt</w:t>
-        </w:r>
-      </w:hyperlink>
-    </w:p>
-    <w:p>
       <w:pPr>
         <w:rPr>
           <w:b/>
@@ -195,16 +19,13 @@
     </w:p>
     <w:p>
       <w:r>
-        <w:rPr>
-          <w:b/>
-          <w:bCs/>
-        </w:rPr>
-        <w:t>Q&amp;A (0)</w:t>
-      </w:r>
-    </w:p>
-    <w:p>
-      <w:r>
-        <w:t>In this tutorial, you’ll:</w:t>
+        <w:t xml:space="preserve">In this </w:t>
+      </w:r>
+      <w:r>
+        <w:t>lab</w:t>
+      </w:r>
+      <w:r>
+        <w:t>, you’ll:</w:t>
       </w:r>
     </w:p>
     <w:p>
@@ -215,23 +36,7 @@
         </w:numPr>
       </w:pPr>
       <w:r>
-        <w:t xml:space="preserve">Revise your </w:t>
-      </w:r>
-      <w:proofErr w:type="spellStart"/>
-      <w:r>
-        <w:t>PlayerController</w:t>
-      </w:r>
-      <w:proofErr w:type="spellEnd"/>
-      <w:r>
-        <w:t xml:space="preserve"> script to make </w:t>
-      </w:r>
-      <w:proofErr w:type="spellStart"/>
-      <w:r>
-        <w:t>PickUpGameObjects</w:t>
-      </w:r>
-      <w:proofErr w:type="spellEnd"/>
-      <w:r>
-        <w:t xml:space="preserve"> disappear when they collide with the Player sphere</w:t>
+        <w:t>Revise your PlayerController script to make PickUpGameObjects disappear when they collide with the Player sphere</w:t>
       </w:r>
     </w:p>
     <w:p>
@@ -242,23 +47,7 @@
         </w:numPr>
       </w:pPr>
       <w:r>
-        <w:t xml:space="preserve">Tag </w:t>
-      </w:r>
-      <w:proofErr w:type="spellStart"/>
-      <w:r>
-        <w:t>PickUp</w:t>
-      </w:r>
-      <w:proofErr w:type="spellEnd"/>
-      <w:r>
-        <w:t xml:space="preserve"> </w:t>
-      </w:r>
-      <w:proofErr w:type="spellStart"/>
-      <w:r>
-        <w:t>GameObjects</w:t>
-      </w:r>
-      <w:proofErr w:type="spellEnd"/>
-      <w:r>
-        <w:t xml:space="preserve"> and write conditional statements to make sure they’re the only things that disappear</w:t>
+        <w:t>Tag PickUp GameObjects and write conditional statements to make sure they’re the only things that disappear</w:t>
       </w:r>
     </w:p>
     <w:p>
@@ -269,151 +58,42 @@
         </w:numPr>
       </w:pPr>
       <w:r>
-        <w:t xml:space="preserve">Set the Prefab </w:t>
-      </w:r>
-      <w:proofErr w:type="spellStart"/>
-      <w:r>
-        <w:t>PickUp</w:t>
-      </w:r>
-      <w:proofErr w:type="spellEnd"/>
-      <w:r>
-        <w:t xml:space="preserve"> Collider as a trigger and add a </w:t>
-      </w:r>
-      <w:proofErr w:type="spellStart"/>
-      <w:r>
-        <w:t>Rigidbody</w:t>
-      </w:r>
-      <w:proofErr w:type="spellEnd"/>
-      <w:r>
-        <w:t xml:space="preserve"> component, to make the collectibles work properly</w:t>
+        <w:t>Set the Prefab PickUp Collider as a trigger and add a Rigidbody component, to make the collectibles work properly</w:t>
       </w:r>
     </w:p>
     <w:p>
       <w:r>
         <w:br/>
-        <w:t>By the end of this tutorial, your game will look something like this:</w:t>
-      </w:r>
-    </w:p>
-    <w:p>
-      <w:r>
-        <w:t>Play Video</w:t>
-      </w:r>
-    </w:p>
-    <w:p>
-      <w:r>
-        <w:t>Mark step incomplete</w:t>
-      </w:r>
-    </w:p>
-    <w:p>
-      <w:pPr>
-        <w:rPr>
-          <w:b/>
-          <w:bCs/>
-        </w:rPr>
-      </w:pPr>
-      <w:r>
-        <w:rPr>
-          <w:b/>
-          <w:bCs/>
-        </w:rPr>
-        <w:t xml:space="preserve">2. Disable </w:t>
-      </w:r>
-      <w:proofErr w:type="spellStart"/>
-      <w:r>
-        <w:rPr>
-          <w:b/>
-          <w:bCs/>
-        </w:rPr>
-        <w:t>PickUps</w:t>
-      </w:r>
-      <w:proofErr w:type="spellEnd"/>
-      <w:r>
-        <w:rPr>
-          <w:b/>
-          <w:bCs/>
-        </w:rPr>
-        <w:t xml:space="preserve"> with </w:t>
-      </w:r>
-      <w:proofErr w:type="spellStart"/>
-      <w:r>
-        <w:rPr>
-          <w:b/>
-          <w:bCs/>
-        </w:rPr>
-        <w:t>OnTriggerEnter</w:t>
-      </w:r>
-      <w:proofErr w:type="spellEnd"/>
-    </w:p>
-    <w:p>
-      <w:r>
-        <w:rPr>
-          <w:b/>
-          <w:bCs/>
-        </w:rPr>
-        <w:t>Q&amp;A (0)</w:t>
-      </w:r>
-    </w:p>
-    <w:p>
-      <w:r>
-        <w:t>Follow the video or text instructions below to add the </w:t>
-      </w:r>
-      <w:proofErr w:type="spellStart"/>
-      <w:r>
-        <w:rPr>
-          <w:b/>
-          <w:bCs/>
-        </w:rPr>
-        <w:t>OnTriggerEnter</w:t>
-      </w:r>
-      <w:proofErr w:type="spellEnd"/>
-      <w:r>
-        <w:t> function and set the other object as inactive inside that function:</w:t>
-      </w:r>
-    </w:p>
-    <w:p>
-      <w:r>
-        <w:t>Play Video</w:t>
-      </w:r>
-    </w:p>
-    <w:p>
-      <w:hyperlink r:id="rId10" w:tgtFrame="_self" w:history="1">
-        <w:r>
-          <w:rPr>
-            <w:rStyle w:val="Hyperlink"/>
-          </w:rPr>
-          <w:t>Download Transcript</w:t>
-        </w:r>
-      </w:hyperlink>
-    </w:p>
-    <w:p>
-      <w:pPr>
-        <w:rPr>
-          <w:b/>
-          <w:bCs/>
-        </w:rPr>
-      </w:pPr>
-      <w:r>
-        <w:rPr>
-          <w:b/>
-          <w:bCs/>
-        </w:rPr>
-        <w:t xml:space="preserve">1. Add the </w:t>
-      </w:r>
-      <w:proofErr w:type="spellStart"/>
-      <w:r>
-        <w:rPr>
-          <w:b/>
-          <w:bCs/>
-        </w:rPr>
-        <w:t>OnTriggerEnter</w:t>
-      </w:r>
-      <w:proofErr w:type="spellEnd"/>
-      <w:r>
-        <w:rPr>
-          <w:b/>
-          <w:bCs/>
-        </w:rPr>
-        <w:t xml:space="preserve"> function.</w:t>
+      </w:r>
+    </w:p>
+    <w:p>
+      <w:pPr>
+        <w:rPr>
+          <w:b/>
+          <w:bCs/>
+        </w:rPr>
+      </w:pPr>
+      <w:r>
+        <w:rPr>
+          <w:b/>
+          <w:bCs/>
+        </w:rPr>
+        <w:t>2. Disable PickUps with OnTriggerEnter</w:t>
+      </w:r>
+    </w:p>
+    <w:p>
+      <w:pPr>
+        <w:rPr>
+          <w:b/>
+          <w:bCs/>
+        </w:rPr>
+      </w:pPr>
+      <w:r>
+        <w:rPr>
+          <w:b/>
+          <w:bCs/>
+        </w:rPr>
+        <w:t>1. Add the OnTriggerEnter function.</w:t>
       </w:r>
     </w:p>
     <w:p>
@@ -426,7 +106,6 @@
       <w:r>
         <w:t>Open the </w:t>
       </w:r>
-      <w:proofErr w:type="spellStart"/>
       <w:r>
         <w:rPr>
           <w:b/>
@@ -434,7 +113,6 @@
         </w:rPr>
         <w:t>PlayerController</w:t>
       </w:r>
-      <w:proofErr w:type="spellEnd"/>
       <w:r>
         <w:t> script for editing.</w:t>
       </w:r>
@@ -449,7 +127,6 @@
       <w:r>
         <w:t>Beneath the </w:t>
       </w:r>
-      <w:proofErr w:type="spellStart"/>
       <w:r>
         <w:rPr>
           <w:b/>
@@ -457,27 +134,13 @@
         </w:rPr>
         <w:t>FixedUpdate</w:t>
       </w:r>
-      <w:proofErr w:type="spellEnd"/>
       <w:r>
         <w:t> function, add the following code:</w:t>
       </w:r>
     </w:p>
     <w:p>
       <w:r>
-        <w:t xml:space="preserve">   void </w:t>
-      </w:r>
-      <w:proofErr w:type="spellStart"/>
-      <w:proofErr w:type="gramStart"/>
-      <w:r>
-        <w:t>OnTriggerEnter</w:t>
-      </w:r>
-      <w:proofErr w:type="spellEnd"/>
-      <w:r>
-        <w:t>(</w:t>
-      </w:r>
-      <w:proofErr w:type="gramEnd"/>
-      <w:r>
-        <w:t xml:space="preserve">Collider other) </w:t>
+        <w:t xml:space="preserve">   void OnTriggerEnter(Collider other) </w:t>
       </w:r>
     </w:p>
     <w:p>
@@ -520,7 +183,6 @@
       <w:r>
         <w:t>Add the following line of code inside the function body for </w:t>
       </w:r>
-      <w:proofErr w:type="spellStart"/>
       <w:r>
         <w:rPr>
           <w:b/>
@@ -528,21 +190,13 @@
         </w:rPr>
         <w:t>OnTriggerEnter</w:t>
       </w:r>
-      <w:proofErr w:type="spellEnd"/>
       <w:r>
         <w:t>:</w:t>
       </w:r>
     </w:p>
     <w:p>
-      <w:proofErr w:type="spellStart"/>
-      <w:proofErr w:type="gramStart"/>
-      <w:r>
-        <w:t>other.gameObject.SetActive</w:t>
-      </w:r>
-      <w:proofErr w:type="spellEnd"/>
-      <w:proofErr w:type="gramEnd"/>
-      <w:r>
-        <w:t>(false);</w:t>
+      <w:r>
+        <w:t>other.gameObject.SetActive(false);</w:t>
       </w:r>
     </w:p>
     <w:p>
@@ -556,7 +210,6 @@
       <w:r>
         <w:t>Nothing new will happen in the game yet, since the </w:t>
       </w:r>
-      <w:proofErr w:type="spellStart"/>
       <w:r>
         <w:rPr>
           <w:b/>
@@ -564,17 +217,8 @@
         </w:rPr>
         <w:t>PickUp</w:t>
       </w:r>
-      <w:proofErr w:type="spellEnd"/>
-      <w:r>
-        <w:t> </w:t>
-      </w:r>
-      <w:proofErr w:type="spellStart"/>
-      <w:r>
-        <w:t>GameObjects</w:t>
-      </w:r>
-      <w:proofErr w:type="spellEnd"/>
-      <w:r>
-        <w:t xml:space="preserve"> are not yet set up appropriately as triggers.</w:t>
+      <w:r>
+        <w:t> GameObjects are not yet set up appropriately as triggers.</w:t>
       </w:r>
     </w:p>
     <w:p>
@@ -594,95 +238,22 @@
           <w:b/>
           <w:bCs/>
         </w:rPr>
-        <w:t xml:space="preserve">3. Add a tag to the </w:t>
-      </w:r>
-      <w:proofErr w:type="spellStart"/>
-      <w:r>
-        <w:rPr>
-          <w:b/>
-          <w:bCs/>
-        </w:rPr>
-        <w:t>PickUp</w:t>
-      </w:r>
-      <w:proofErr w:type="spellEnd"/>
-      <w:r>
-        <w:rPr>
-          <w:b/>
-          <w:bCs/>
-        </w:rPr>
-        <w:t xml:space="preserve"> Prefab</w:t>
-      </w:r>
-    </w:p>
-    <w:p>
-      <w:r>
-        <w:rPr>
-          <w:b/>
-          <w:bCs/>
-        </w:rPr>
-        <w:t>Q&amp;A (0)</w:t>
-      </w:r>
-    </w:p>
-    <w:p>
-      <w:r>
-        <w:t>Follow the video or text instructions below to edit the </w:t>
-      </w:r>
-      <w:proofErr w:type="spellStart"/>
-      <w:r>
-        <w:rPr>
-          <w:b/>
-          <w:bCs/>
-        </w:rPr>
-        <w:t>PickUp</w:t>
-      </w:r>
-      <w:proofErr w:type="spellEnd"/>
-      <w:r>
-        <w:t> prefab, create a new tag, and apply the tag to the prefab:</w:t>
-      </w:r>
-    </w:p>
-    <w:p>
-      <w:r>
-        <w:t>Play Video</w:t>
-      </w:r>
-    </w:p>
-    <w:p>
-      <w:hyperlink r:id="rId11" w:tgtFrame="_self" w:history="1">
-        <w:r>
-          <w:rPr>
-            <w:rStyle w:val="Hyperlink"/>
-          </w:rPr>
-          <w:t>Download Transcript</w:t>
-        </w:r>
-      </w:hyperlink>
-    </w:p>
-    <w:p>
-      <w:pPr>
-        <w:rPr>
-          <w:b/>
-          <w:bCs/>
-        </w:rPr>
-      </w:pPr>
-      <w:r>
-        <w:rPr>
-          <w:b/>
-          <w:bCs/>
-        </w:rPr>
-        <w:t xml:space="preserve">1. Edit the </w:t>
-      </w:r>
-      <w:proofErr w:type="spellStart"/>
-      <w:r>
-        <w:rPr>
-          <w:b/>
-          <w:bCs/>
-        </w:rPr>
-        <w:t>PickUp</w:t>
-      </w:r>
-      <w:proofErr w:type="spellEnd"/>
-      <w:r>
-        <w:rPr>
-          <w:b/>
-          <w:bCs/>
-        </w:rPr>
-        <w:t xml:space="preserve"> prefab.</w:t>
+        <w:t>3. Add a tag to the PickUp Prefab</w:t>
+      </w:r>
+    </w:p>
+    <w:p>
+      <w:pPr>
+        <w:rPr>
+          <w:b/>
+          <w:bCs/>
+        </w:rPr>
+      </w:pPr>
+      <w:r>
+        <w:rPr>
+          <w:b/>
+          <w:bCs/>
+        </w:rPr>
+        <w:t>1. Edit the PickUp prefab.</w:t>
       </w:r>
     </w:p>
     <w:p>
@@ -715,7 +286,6 @@
       <w:r>
         <w:t> folder and select the </w:t>
       </w:r>
-      <w:proofErr w:type="spellStart"/>
       <w:r>
         <w:rPr>
           <w:b/>
@@ -723,7 +293,6 @@
         </w:rPr>
         <w:t>PickUp</w:t>
       </w:r>
-      <w:proofErr w:type="spellEnd"/>
       <w:r>
         <w:t> prefab.</w:t>
       </w:r>
@@ -813,6 +382,7 @@
         </w:numPr>
       </w:pPr>
       <w:r>
+        <w:lastRenderedPageBreak/>
         <w:t>Select the </w:t>
       </w:r>
       <w:r>
@@ -833,15 +403,7 @@
         <w:t>+</w:t>
       </w:r>
       <w:r>
-        <w:t>) button to add a new tag, then name it “</w:t>
-      </w:r>
-      <w:proofErr w:type="spellStart"/>
-      <w:r>
-        <w:t>PickUp</w:t>
-      </w:r>
-      <w:proofErr w:type="spellEnd"/>
-      <w:r>
-        <w:t>”.</w:t>
+        <w:t>) button to add a new tag, then name it “PickUp”.</w:t>
       </w:r>
     </w:p>
     <w:p>
@@ -853,23 +415,7 @@
         <w:t>Important: </w:t>
       </w:r>
       <w:r>
-        <w:t xml:space="preserve">This is case sensitive, so be careful — it needs to be </w:t>
-      </w:r>
-      <w:proofErr w:type="gramStart"/>
-      <w:r>
-        <w:t>exactly the same</w:t>
-      </w:r>
-      <w:proofErr w:type="gramEnd"/>
-      <w:r>
-        <w:t xml:space="preserve"> spelling and capitalization that you use in the script </w:t>
-      </w:r>
-      <w:proofErr w:type="gramStart"/>
-      <w:r>
-        <w:t>later on</w:t>
-      </w:r>
-      <w:proofErr w:type="gramEnd"/>
-      <w:r>
-        <w:t>.</w:t>
+        <w:t>This is case sensitive, so be careful — it needs to be exactly the same spelling and capitalization that you use in the script later on.</w:t>
       </w:r>
     </w:p>
     <w:p>
@@ -897,7 +443,6 @@
       <w:r>
         <w:t>With the </w:t>
       </w:r>
-      <w:proofErr w:type="spellStart"/>
       <w:r>
         <w:rPr>
           <w:b/>
@@ -905,7 +450,6 @@
         </w:rPr>
         <w:t>PickUp</w:t>
       </w:r>
-      <w:proofErr w:type="spellEnd"/>
       <w:r>
         <w:t> prefab still selected, use the </w:t>
       </w:r>
@@ -917,15 +461,7 @@
         <w:t>Tag</w:t>
       </w:r>
       <w:r>
-        <w:t> dropdown menu to select the new “</w:t>
-      </w:r>
-      <w:proofErr w:type="spellStart"/>
-      <w:r>
-        <w:t>PickUp</w:t>
-      </w:r>
-      <w:proofErr w:type="spellEnd"/>
-      <w:r>
-        <w:t>” tag from the list.</w:t>
+        <w:t> dropdown menu to select the new “PickUp” tag from the list.</w:t>
       </w:r>
     </w:p>
     <w:p>
@@ -936,19 +472,15 @@
         </w:numPr>
       </w:pPr>
       <w:r>
-        <w:t>Double-check that the tag has been applied to all pickups in the scene by selecting them and making sure they have the “</w:t>
-      </w:r>
-      <w:proofErr w:type="spellStart"/>
-      <w:r>
-        <w:t>PickUp</w:t>
-      </w:r>
-      <w:proofErr w:type="spellEnd"/>
-      <w:r>
-        <w:t>” tag applied.</w:t>
-      </w:r>
-    </w:p>
-    <w:p>
-      <w:r>
+        <w:t>Double-check that the tag has been applied to all pickups in the scene by selecting them and making sure they have the “PickUp” tag applied.</w:t>
+      </w:r>
+    </w:p>
+    <w:p>
+      <w:r>
+        <w:rPr>
+          <w:noProof/>
+        </w:rPr>
+        <w:lastRenderedPageBreak/>
         <w:drawing>
           <wp:inline distT="0" distB="0" distL="0" distR="0" wp14:anchorId="72BC01CC" wp14:editId="64D5E664">
             <wp:extent cx="20117435" cy="6810375"/>
@@ -967,7 +499,7 @@
                     </pic:cNvPicPr>
                   </pic:nvPicPr>
                   <pic:blipFill>
-                    <a:blip r:embed="rId12">
+                    <a:blip r:embed="rId5">
                       <a:extLst>
                         <a:ext uri="{28A0092B-C50C-407E-A947-70E740481C1C}">
                           <a14:useLocalDpi xmlns:a14="http://schemas.microsoft.com/office/drawing/2010/main" val="0"/>
@@ -1000,11 +532,6 @@
       </w:r>
     </w:p>
     <w:p>
-      <w:r>
-        <w:t>Mark step incomplete</w:t>
-      </w:r>
-    </w:p>
-    <w:p>
       <w:pPr>
         <w:rPr>
           <w:b/>
@@ -1020,71 +547,18 @@
       </w:r>
     </w:p>
     <w:p>
-      <w:r>
-        <w:rPr>
-          <w:b/>
-          <w:bCs/>
-        </w:rPr>
-        <w:t>Q&amp;A (0)</w:t>
-      </w:r>
-    </w:p>
-    <w:p>
-      <w:r>
-        <w:t>Follow the video or text instructions below to check for the “</w:t>
-      </w:r>
-      <w:proofErr w:type="spellStart"/>
-      <w:r>
-        <w:t>PickUp</w:t>
-      </w:r>
-      <w:proofErr w:type="spellEnd"/>
-      <w:r>
-        <w:t>” tag, disable the objects if that condition is met, and save your script:</w:t>
-      </w:r>
-    </w:p>
-    <w:p>
-      <w:r>
-        <w:t>Play Video</w:t>
-      </w:r>
-    </w:p>
-    <w:p>
-      <w:hyperlink r:id="rId13" w:tgtFrame="_self" w:history="1">
-        <w:r>
-          <w:rPr>
-            <w:rStyle w:val="Hyperlink"/>
-          </w:rPr>
-          <w:t>Download Transcript</w:t>
-        </w:r>
-      </w:hyperlink>
-    </w:p>
-    <w:p>
-      <w:pPr>
-        <w:rPr>
-          <w:b/>
-          <w:bCs/>
-        </w:rPr>
-      </w:pPr>
-      <w:r>
-        <w:rPr>
-          <w:b/>
-          <w:bCs/>
-        </w:rPr>
-        <w:t>1. Check for the “</w:t>
-      </w:r>
-      <w:proofErr w:type="spellStart"/>
-      <w:r>
-        <w:rPr>
-          <w:b/>
-          <w:bCs/>
-        </w:rPr>
-        <w:t>PickUp</w:t>
-      </w:r>
-      <w:proofErr w:type="spellEnd"/>
-      <w:r>
-        <w:rPr>
-          <w:b/>
-          <w:bCs/>
-        </w:rPr>
-        <w:t>” tag.</w:t>
+      <w:pPr>
+        <w:rPr>
+          <w:b/>
+          <w:bCs/>
+        </w:rPr>
+      </w:pPr>
+      <w:r>
+        <w:rPr>
+          <w:b/>
+          <w:bCs/>
+        </w:rPr>
+        <w:t>1. Check for the “PickUp” tag.</w:t>
       </w:r>
     </w:p>
     <w:p>
@@ -1097,7 +571,6 @@
       <w:r>
         <w:t>Open the </w:t>
       </w:r>
-      <w:proofErr w:type="spellStart"/>
       <w:r>
         <w:rPr>
           <w:b/>
@@ -1105,7 +578,6 @@
         </w:rPr>
         <w:t>PlayerController</w:t>
       </w:r>
-      <w:proofErr w:type="spellEnd"/>
       <w:r>
         <w:t> script.</w:t>
       </w:r>
@@ -1120,7 +592,6 @@
       <w:r>
         <w:t>At the top of the function body for </w:t>
       </w:r>
-      <w:proofErr w:type="spellStart"/>
       <w:r>
         <w:rPr>
           <w:b/>
@@ -1128,32 +599,14 @@
         </w:rPr>
         <w:t>OnTriggerEnter</w:t>
       </w:r>
-      <w:proofErr w:type="spellEnd"/>
       <w:r>
         <w:t>, add the following IF statement:</w:t>
       </w:r>
     </w:p>
     <w:p>
       <w:r>
-        <w:t xml:space="preserve">       if (</w:t>
-      </w:r>
-      <w:proofErr w:type="spellStart"/>
-      <w:proofErr w:type="gramStart"/>
-      <w:r>
-        <w:t>other.gameObject.CompareTag</w:t>
-      </w:r>
-      <w:proofErr w:type="spellEnd"/>
-      <w:proofErr w:type="gramEnd"/>
-      <w:r>
-        <w:t>("</w:t>
-      </w:r>
-      <w:proofErr w:type="spellStart"/>
-      <w:r>
-        <w:t>PickUp</w:t>
-      </w:r>
-      <w:proofErr w:type="spellEnd"/>
-      <w:r>
-        <w:t xml:space="preserve">")) </w:t>
+        <w:lastRenderedPageBreak/>
+        <w:t xml:space="preserve">       if (other.gameObject.CompareTag("PickUp")) </w:t>
       </w:r>
     </w:p>
     <w:p>
@@ -1199,25 +652,7 @@
     </w:p>
     <w:p>
       <w:r>
-        <w:t xml:space="preserve">       if (</w:t>
-      </w:r>
-      <w:proofErr w:type="spellStart"/>
-      <w:proofErr w:type="gramStart"/>
-      <w:r>
-        <w:t>other.gameObject.CompareTag</w:t>
-      </w:r>
-      <w:proofErr w:type="spellEnd"/>
-      <w:proofErr w:type="gramEnd"/>
-      <w:r>
-        <w:t>("</w:t>
-      </w:r>
-      <w:proofErr w:type="spellStart"/>
-      <w:r>
-        <w:t>PickUp</w:t>
-      </w:r>
-      <w:proofErr w:type="spellEnd"/>
-      <w:r>
-        <w:t xml:space="preserve">")) </w:t>
+        <w:t xml:space="preserve">       if (other.gameObject.CompareTag("PickUp")) </w:t>
       </w:r>
     </w:p>
     <w:p>
@@ -1227,17 +662,7 @@
     </w:p>
     <w:p>
       <w:r>
-        <w:t xml:space="preserve">           </w:t>
-      </w:r>
-      <w:proofErr w:type="spellStart"/>
-      <w:proofErr w:type="gramStart"/>
-      <w:r>
-        <w:t>other.gameObject.SetActive</w:t>
-      </w:r>
-      <w:proofErr w:type="spellEnd"/>
-      <w:proofErr w:type="gramEnd"/>
-      <w:r>
-        <w:t>(false);</w:t>
+        <w:t xml:space="preserve">           other.gameObject.SetActive(false);</w:t>
       </w:r>
     </w:p>
     <w:p>
@@ -1281,7 +706,6 @@
       <w:r>
         <w:t>Your entire </w:t>
       </w:r>
-      <w:proofErr w:type="spellStart"/>
       <w:r>
         <w:rPr>
           <w:b/>
@@ -1289,22 +713,13 @@
         </w:rPr>
         <w:t>OnTriggerEnter</w:t>
       </w:r>
-      <w:proofErr w:type="spellEnd"/>
       <w:r>
         <w:t> function should now look like this:</w:t>
       </w:r>
     </w:p>
     <w:p>
       <w:r>
-        <w:t xml:space="preserve">   void </w:t>
-      </w:r>
-      <w:proofErr w:type="spellStart"/>
-      <w:r>
-        <w:t>OnTriggerEnter</w:t>
-      </w:r>
-      <w:proofErr w:type="spellEnd"/>
-      <w:r>
-        <w:t xml:space="preserve"> (Collider other) </w:t>
+        <w:t xml:space="preserve">   void OnTriggerEnter (Collider other) </w:t>
       </w:r>
     </w:p>
     <w:p>
@@ -1314,25 +729,7 @@
     </w:p>
     <w:p>
       <w:r>
-        <w:t xml:space="preserve">       if (</w:t>
-      </w:r>
-      <w:proofErr w:type="spellStart"/>
-      <w:proofErr w:type="gramStart"/>
-      <w:r>
-        <w:t>other.gameObject.CompareTag</w:t>
-      </w:r>
-      <w:proofErr w:type="spellEnd"/>
-      <w:proofErr w:type="gramEnd"/>
-      <w:r>
-        <w:t>("</w:t>
-      </w:r>
-      <w:proofErr w:type="spellStart"/>
-      <w:r>
-        <w:t>PickUp</w:t>
-      </w:r>
-      <w:proofErr w:type="spellEnd"/>
-      <w:r>
-        <w:t xml:space="preserve">")) </w:t>
+        <w:t xml:space="preserve">       if (other.gameObject.CompareTag("PickUp")) </w:t>
       </w:r>
     </w:p>
     <w:p>
@@ -1342,17 +739,7 @@
     </w:p>
     <w:p>
       <w:r>
-        <w:t xml:space="preserve">           </w:t>
-      </w:r>
-      <w:proofErr w:type="spellStart"/>
-      <w:proofErr w:type="gramStart"/>
-      <w:r>
-        <w:t>other.gameObject.SetActive</w:t>
-      </w:r>
-      <w:proofErr w:type="spellEnd"/>
-      <w:proofErr w:type="gramEnd"/>
-      <w:r>
-        <w:t>(false);</w:t>
+        <w:t xml:space="preserve">           other.gameObject.SetActive(false);</w:t>
       </w:r>
     </w:p>
     <w:p>
@@ -1366,11 +753,6 @@
       </w:r>
     </w:p>
     <w:p>
-      <w:r>
-        <w:t>Mark step incomplete</w:t>
-      </w:r>
-    </w:p>
-    <w:p>
       <w:pPr>
         <w:rPr>
           <w:b/>
@@ -1384,35 +766,6 @@
         </w:rPr>
         <w:t>5. Set the Pickup Colliders as triggers</w:t>
       </w:r>
-    </w:p>
-    <w:p>
-      <w:r>
-        <w:rPr>
-          <w:b/>
-          <w:bCs/>
-        </w:rPr>
-        <w:t>Q&amp;A (0)</w:t>
-      </w:r>
-    </w:p>
-    <w:p>
-      <w:r>
-        <w:t>Follow the video or text instructions below to change the pickups to triggers and test your game:</w:t>
-      </w:r>
-    </w:p>
-    <w:p>
-      <w:r>
-        <w:t>Play Video</w:t>
-      </w:r>
-    </w:p>
-    <w:p>
-      <w:hyperlink r:id="rId14" w:tgtFrame="_self" w:history="1">
-        <w:r>
-          <w:rPr>
-            <w:rStyle w:val="Hyperlink"/>
-          </w:rPr>
-          <w:t>Download Transcript</w:t>
-        </w:r>
-      </w:hyperlink>
     </w:p>
     <w:p>
       <w:pPr>
@@ -1449,7 +802,6 @@
       <w:r>
         <w:t> folder, select the </w:t>
       </w:r>
-      <w:proofErr w:type="spellStart"/>
       <w:r>
         <w:rPr>
           <w:b/>
@@ -1457,7 +809,6 @@
         </w:rPr>
         <w:t>PickUp</w:t>
       </w:r>
-      <w:proofErr w:type="spellEnd"/>
       <w:r>
         <w:t> prefab.</w:t>
       </w:r>
@@ -1482,7 +833,6 @@
       <w:r>
         <w:t>component, enable </w:t>
       </w:r>
-      <w:proofErr w:type="spellStart"/>
       <w:r>
         <w:rPr>
           <w:b/>
@@ -1490,7 +840,6 @@
         </w:rPr>
         <w:t>IsTrigger</w:t>
       </w:r>
-      <w:proofErr w:type="spellEnd"/>
       <w:r>
         <w:t>.</w:t>
       </w:r>
@@ -1503,23 +852,7 @@
         </w:numPr>
       </w:pPr>
       <w:r>
-        <w:t xml:space="preserve">Double-check that this change has been applied to the </w:t>
-      </w:r>
-      <w:proofErr w:type="spellStart"/>
-      <w:r>
-        <w:t>PickUp</w:t>
-      </w:r>
-      <w:proofErr w:type="spellEnd"/>
-      <w:r>
-        <w:t xml:space="preserve"> </w:t>
-      </w:r>
-      <w:proofErr w:type="spellStart"/>
-      <w:r>
-        <w:t>GameObjects</w:t>
-      </w:r>
-      <w:proofErr w:type="spellEnd"/>
-      <w:r>
-        <w:t xml:space="preserve"> in the </w:t>
+        <w:t>Double-check that this change has been applied to the PickUp GameObjects in the </w:t>
       </w:r>
       <w:r>
         <w:rPr>
@@ -1534,6 +867,10 @@
     </w:p>
     <w:p>
       <w:r>
+        <w:rPr>
+          <w:noProof/>
+        </w:rPr>
+        <w:lastRenderedPageBreak/>
         <w:drawing>
           <wp:inline distT="0" distB="0" distL="0" distR="0" wp14:anchorId="319DEC64" wp14:editId="72E8D4D1">
             <wp:extent cx="8572500" cy="10648950"/>
@@ -1552,7 +889,7 @@
                     </pic:cNvPicPr>
                   </pic:nvPicPr>
                   <pic:blipFill>
-                    <a:blip r:embed="rId15">
+                    <a:blip r:embed="rId6">
                       <a:extLst>
                         <a:ext uri="{28A0092B-C50C-407E-A947-70E740481C1C}">
                           <a14:useLocalDpi xmlns:a14="http://schemas.microsoft.com/office/drawing/2010/main" val="0"/>
@@ -1596,6 +933,7 @@
           <w:b/>
           <w:bCs/>
         </w:rPr>
+        <w:lastRenderedPageBreak/>
         <w:t>2. Test your game.</w:t>
       </w:r>
     </w:p>
@@ -1628,17 +966,8 @@
         <w:t>Player</w:t>
       </w:r>
       <w:r>
-        <w:t> </w:t>
-      </w:r>
-      <w:proofErr w:type="spellStart"/>
-      <w:r>
-        <w:t>GameObject</w:t>
-      </w:r>
-      <w:proofErr w:type="spellEnd"/>
-      <w:r>
-        <w:t xml:space="preserve"> enters the trigger, the </w:t>
-      </w:r>
-      <w:proofErr w:type="spellStart"/>
+        <w:t> GameObject enters the trigger, the </w:t>
+      </w:r>
       <w:r>
         <w:rPr>
           <w:b/>
@@ -1646,198 +975,38 @@
         </w:rPr>
         <w:t>PickUp</w:t>
       </w:r>
-      <w:proofErr w:type="spellEnd"/>
-      <w:r>
-        <w:t> </w:t>
-      </w:r>
-      <w:proofErr w:type="spellStart"/>
-      <w:r>
-        <w:t>GameObjects</w:t>
-      </w:r>
-      <w:proofErr w:type="spellEnd"/>
-      <w:r>
-        <w:t xml:space="preserve"> should disappear!</w:t>
-      </w:r>
-    </w:p>
-    <w:p>
-      <w:r>
-        <w:t>Play Video</w:t>
-      </w:r>
-    </w:p>
-    <w:p>
-      <w:r>
-        <w:t>Mark step incomplete</w:t>
-      </w:r>
-    </w:p>
-    <w:p>
-      <w:pPr>
-        <w:rPr>
-          <w:b/>
-          <w:bCs/>
-        </w:rPr>
-      </w:pPr>
-      <w:r>
-        <w:rPr>
-          <w:b/>
-          <w:bCs/>
-        </w:rPr>
-        <w:t xml:space="preserve">6. Add a </w:t>
-      </w:r>
-      <w:proofErr w:type="spellStart"/>
-      <w:r>
-        <w:rPr>
-          <w:b/>
-          <w:bCs/>
-        </w:rPr>
-        <w:t>Rigidbody</w:t>
-      </w:r>
-      <w:proofErr w:type="spellEnd"/>
-      <w:r>
-        <w:rPr>
-          <w:b/>
-          <w:bCs/>
-        </w:rPr>
-        <w:t xml:space="preserve"> component to the </w:t>
-      </w:r>
-      <w:proofErr w:type="spellStart"/>
-      <w:r>
-        <w:rPr>
-          <w:b/>
-          <w:bCs/>
-        </w:rPr>
-        <w:t>PickUp</w:t>
-      </w:r>
-      <w:proofErr w:type="spellEnd"/>
-      <w:r>
-        <w:rPr>
-          <w:b/>
-          <w:bCs/>
-        </w:rPr>
-        <w:t xml:space="preserve"> Prefab</w:t>
-      </w:r>
-    </w:p>
-    <w:p>
-      <w:r>
-        <w:rPr>
-          <w:b/>
-          <w:bCs/>
-        </w:rPr>
-        <w:t>Q&amp;A (0)</w:t>
-      </w:r>
-    </w:p>
-    <w:p>
-      <w:r>
-        <w:t>Follow the video or text instructions below to add a </w:t>
-      </w:r>
-      <w:proofErr w:type="spellStart"/>
-      <w:r>
-        <w:rPr>
-          <w:b/>
-          <w:bCs/>
-        </w:rPr>
-        <w:t>Rigidbody</w:t>
-      </w:r>
-      <w:proofErr w:type="spellEnd"/>
-      <w:r>
-        <w:t> component to the </w:t>
-      </w:r>
-      <w:proofErr w:type="spellStart"/>
-      <w:r>
-        <w:rPr>
-          <w:b/>
-          <w:bCs/>
-        </w:rPr>
-        <w:t>PickUp</w:t>
-      </w:r>
-      <w:proofErr w:type="spellEnd"/>
-      <w:r>
-        <w:t> </w:t>
-      </w:r>
-      <w:proofErr w:type="spellStart"/>
-      <w:r>
-        <w:t>GameObjects</w:t>
-      </w:r>
-      <w:proofErr w:type="spellEnd"/>
-      <w:r>
-        <w:t>, but disable physics calculations for optimization purposes:</w:t>
-      </w:r>
-    </w:p>
-    <w:p>
-      <w:r>
-        <w:t>Play Video</w:t>
-      </w:r>
-    </w:p>
-    <w:p>
-      <w:hyperlink r:id="rId16" w:tgtFrame="_self" w:history="1">
-        <w:r>
-          <w:rPr>
-            <w:rStyle w:val="Hyperlink"/>
-          </w:rPr>
-          <w:t>Download Transcript</w:t>
-        </w:r>
-      </w:hyperlink>
-    </w:p>
-    <w:p>
-      <w:pPr>
-        <w:rPr>
-          <w:b/>
-          <w:bCs/>
-        </w:rPr>
-      </w:pPr>
-      <w:r>
-        <w:rPr>
-          <w:b/>
-          <w:bCs/>
-        </w:rPr>
-        <w:t xml:space="preserve">1. Add a </w:t>
-      </w:r>
-      <w:proofErr w:type="spellStart"/>
-      <w:r>
-        <w:rPr>
-          <w:b/>
-          <w:bCs/>
-        </w:rPr>
-        <w:t>Rigidbody</w:t>
-      </w:r>
-      <w:proofErr w:type="spellEnd"/>
-      <w:r>
-        <w:rPr>
-          <w:b/>
-          <w:bCs/>
-        </w:rPr>
-        <w:t xml:space="preserve"> component to the </w:t>
-      </w:r>
-      <w:proofErr w:type="spellStart"/>
-      <w:r>
-        <w:rPr>
-          <w:b/>
-          <w:bCs/>
-        </w:rPr>
-        <w:t>PickUp</w:t>
-      </w:r>
-      <w:proofErr w:type="spellEnd"/>
-      <w:r>
-        <w:rPr>
-          <w:b/>
-          <w:bCs/>
-        </w:rPr>
-        <w:t xml:space="preserve"> </w:t>
-      </w:r>
-      <w:proofErr w:type="spellStart"/>
-      <w:r>
-        <w:rPr>
-          <w:b/>
-          <w:bCs/>
-        </w:rPr>
-        <w:t>GameObjects</w:t>
-      </w:r>
-      <w:proofErr w:type="spellEnd"/>
-      <w:r>
-        <w:rPr>
-          <w:b/>
-          <w:bCs/>
-        </w:rPr>
-        <w:t>.</w:t>
+      <w:r>
+        <w:t> GameObjects should disappear!</w:t>
+      </w:r>
+    </w:p>
+    <w:p>
+      <w:pPr>
+        <w:rPr>
+          <w:b/>
+          <w:bCs/>
+        </w:rPr>
+      </w:pPr>
+      <w:r>
+        <w:rPr>
+          <w:b/>
+          <w:bCs/>
+        </w:rPr>
+        <w:t>6. Add a Rigidbody component to the PickUp Prefab</w:t>
+      </w:r>
+    </w:p>
+    <w:p>
+      <w:pPr>
+        <w:rPr>
+          <w:b/>
+          <w:bCs/>
+        </w:rPr>
+      </w:pPr>
+      <w:r>
+        <w:rPr>
+          <w:b/>
+          <w:bCs/>
+        </w:rPr>
+        <w:t>1. Add a Rigidbody component to the PickUp GameObjects.</w:t>
       </w:r>
     </w:p>
     <w:p>
@@ -1870,7 +1039,6 @@
       <w:r>
         <w:t> folder and select the </w:t>
       </w:r>
-      <w:proofErr w:type="spellStart"/>
       <w:r>
         <w:rPr>
           <w:b/>
@@ -1878,7 +1046,6 @@
         </w:rPr>
         <w:t>PickUp</w:t>
       </w:r>
-      <w:proofErr w:type="spellEnd"/>
       <w:r>
         <w:t> prefab.</w:t>
       </w:r>
@@ -1913,7 +1080,6 @@
       <w:r>
         <w:t>and add a </w:t>
       </w:r>
-      <w:proofErr w:type="spellStart"/>
       <w:r>
         <w:rPr>
           <w:b/>
@@ -1921,7 +1087,6 @@
         </w:rPr>
         <w:t>Rigidbody</w:t>
       </w:r>
-      <w:proofErr w:type="spellEnd"/>
       <w:r>
         <w:t> component.</w:t>
       </w:r>
@@ -1951,7 +1116,6 @@
       <w:r>
         <w:t>In the </w:t>
       </w:r>
-      <w:proofErr w:type="spellStart"/>
       <w:r>
         <w:rPr>
           <w:b/>
@@ -1959,7 +1123,6 @@
         </w:rPr>
         <w:t>Rigidbody</w:t>
       </w:r>
-      <w:proofErr w:type="spellEnd"/>
       <w:r>
         <w:t> component, disable </w:t>
       </w:r>
@@ -1997,6 +1160,9 @@
     </w:p>
     <w:p>
       <w:r>
+        <w:rPr>
+          <w:noProof/>
+        </w:rPr>
         <w:drawing>
           <wp:inline distT="0" distB="0" distL="0" distR="0" wp14:anchorId="128286C8" wp14:editId="5BDAF52D">
             <wp:extent cx="8724900" cy="4838700"/>
@@ -2015,7 +1181,7 @@
                     </pic:cNvPicPr>
                   </pic:nvPicPr>
                   <pic:blipFill>
-                    <a:blip r:embed="rId17">
+                    <a:blip r:embed="rId7">
                       <a:extLst>
                         <a:ext uri="{28A0092B-C50C-407E-A947-70E740481C1C}">
                           <a14:useLocalDpi xmlns:a14="http://schemas.microsoft.com/office/drawing/2010/main" val="0"/>
@@ -2053,40 +1219,23 @@
       </w:r>
     </w:p>
     <w:p>
-      <w:r>
-        <w:rPr>
-          <w:b/>
-          <w:bCs/>
-        </w:rPr>
-        <w:t>Optional step</w:t>
-      </w:r>
-    </w:p>
-    <w:p>
-      <w:pPr>
-        <w:rPr>
-          <w:b/>
-          <w:bCs/>
-        </w:rPr>
-      </w:pPr>
-      <w:r>
-        <w:rPr>
-          <w:b/>
-          <w:bCs/>
-        </w:rPr>
+      <w:pPr>
+        <w:rPr>
+          <w:b/>
+          <w:bCs/>
+        </w:rPr>
+      </w:pPr>
+      <w:r>
+        <w:rPr>
+          <w:b/>
+          <w:bCs/>
+        </w:rPr>
+        <w:lastRenderedPageBreak/>
         <w:t>7. Final script sample</w:t>
       </w:r>
     </w:p>
     <w:p>
       <w:r>
-        <w:rPr>
-          <w:b/>
-          <w:bCs/>
-        </w:rPr>
-        <w:t>Q&amp;A (0)</w:t>
-      </w:r>
-    </w:p>
-    <w:p>
-      <w:r>
         <w:t>If your script is not working as expected, below is an example of what your code should look like at this point. The comments have been added to make the code more readable.</w:t>
       </w:r>
     </w:p>
@@ -2097,7 +1246,6 @@
           <w:bCs/>
         </w:rPr>
       </w:pPr>
-      <w:proofErr w:type="spellStart"/>
       <w:r>
         <w:rPr>
           <w:b/>
@@ -2105,157 +1253,194 @@
         </w:rPr>
         <w:t>PlayerController.cs</w:t>
       </w:r>
-      <w:proofErr w:type="spellEnd"/>
-    </w:p>
-    <w:p>
-      <w:r>
-        <w:t xml:space="preserve">using </w:t>
-      </w:r>
-      <w:proofErr w:type="spellStart"/>
-      <w:r>
-        <w:t>UnityEngine</w:t>
-      </w:r>
-      <w:proofErr w:type="spellEnd"/>
-      <w:r>
-        <w:t>;</w:t>
-      </w:r>
-    </w:p>
-    <w:p>
-      <w:r>
-        <w:t xml:space="preserve">using </w:t>
-      </w:r>
-      <w:proofErr w:type="spellStart"/>
-      <w:r>
-        <w:t>UnityEngine.InputSystem</w:t>
-      </w:r>
-      <w:proofErr w:type="spellEnd"/>
-      <w:r>
-        <w:t>;</w:t>
+    </w:p>
+    <w:p>
+      <w:r>
+        <w:t>using UnityEngine;</w:t>
+      </w:r>
+    </w:p>
+    <w:p>
+      <w:r>
+        <w:t>using UnityEngine.InputSystem;</w:t>
       </w:r>
     </w:p>
     <w:p/>
     <w:p>
       <w:r>
-        <w:t xml:space="preserve">public class </w:t>
-      </w:r>
-      <w:proofErr w:type="spellStart"/>
-      <w:proofErr w:type="gramStart"/>
-      <w:r>
-        <w:t>PlayerController</w:t>
-      </w:r>
-      <w:proofErr w:type="spellEnd"/>
-      <w:r>
-        <w:t xml:space="preserve"> :</w:t>
-      </w:r>
-      <w:proofErr w:type="gramEnd"/>
+        <w:t>public class PlayerController : MonoBehaviour</w:t>
+      </w:r>
+    </w:p>
+    <w:p>
+      <w:r>
+        <w:t>{</w:t>
+      </w:r>
+    </w:p>
+    <w:p>
+      <w:r>
+        <w:t xml:space="preserve"> // Rigidbody of the player.</w:t>
+      </w:r>
+    </w:p>
+    <w:p>
+      <w:r>
+        <w:t xml:space="preserve"> private Rigidbody rb; </w:t>
+      </w:r>
+    </w:p>
+    <w:p/>
+    <w:p>
+      <w:r>
+        <w:t xml:space="preserve"> // Movement along X and Y axes.</w:t>
+      </w:r>
+    </w:p>
+    <w:p>
+      <w:r>
+        <w:t xml:space="preserve"> private float movementX;</w:t>
+      </w:r>
+    </w:p>
+    <w:p>
+      <w:r>
+        <w:t xml:space="preserve"> private float movementY;</w:t>
+      </w:r>
+    </w:p>
+    <w:p/>
+    <w:p>
+      <w:r>
+        <w:t xml:space="preserve"> // Speed at which the player moves.</w:t>
+      </w:r>
+    </w:p>
+    <w:p>
+      <w:r>
+        <w:t xml:space="preserve"> public float speed = 0; </w:t>
+      </w:r>
+    </w:p>
+    <w:p/>
+    <w:p>
+      <w:r>
+        <w:t xml:space="preserve"> // Start is called before the first frame update.</w:t>
+      </w:r>
+    </w:p>
+    <w:p>
+      <w:r>
+        <w:t xml:space="preserve"> void Start()</w:t>
+      </w:r>
+    </w:p>
+    <w:p>
+      <w:r>
+        <w:t xml:space="preserve">    {</w:t>
+      </w:r>
+    </w:p>
+    <w:p>
+      <w:r>
+        <w:t xml:space="preserve"> // Get and store the Rigidbody component attached to the player.</w:t>
+      </w:r>
+    </w:p>
+    <w:p>
+      <w:r>
+        <w:t xml:space="preserve">        rb = GetComponent&lt;Rigidbody&gt;();</w:t>
+      </w:r>
+    </w:p>
+    <w:p>
+      <w:r>
+        <w:t xml:space="preserve">    }</w:t>
+      </w:r>
+    </w:p>
+    <w:p>
       <w:r>
         <w:t xml:space="preserve"> </w:t>
       </w:r>
-      <w:proofErr w:type="spellStart"/>
-      <w:r>
-        <w:t>MonoBehaviour</w:t>
-      </w:r>
-      <w:proofErr w:type="spellEnd"/>
-    </w:p>
-    <w:p>
-      <w:r>
-        <w:t>{</w:t>
-      </w:r>
-    </w:p>
-    <w:p>
-      <w:r>
-        <w:t xml:space="preserve"> // </w:t>
-      </w:r>
-      <w:proofErr w:type="spellStart"/>
-      <w:r>
-        <w:t>Rigidbody</w:t>
-      </w:r>
-      <w:proofErr w:type="spellEnd"/>
-      <w:r>
-        <w:t xml:space="preserve"> of the player.</w:t>
-      </w:r>
-    </w:p>
-    <w:p>
-      <w:r>
-        <w:t xml:space="preserve"> private </w:t>
-      </w:r>
-      <w:proofErr w:type="spellStart"/>
-      <w:r>
-        <w:t>Rigidbody</w:t>
-      </w:r>
-      <w:proofErr w:type="spellEnd"/>
-      <w:r>
-        <w:t xml:space="preserve"> </w:t>
-      </w:r>
-      <w:proofErr w:type="spellStart"/>
-      <w:r>
-        <w:t>rb</w:t>
-      </w:r>
-      <w:proofErr w:type="spellEnd"/>
-      <w:r>
-        <w:t xml:space="preserve">; </w:t>
+    </w:p>
+    <w:p>
+      <w:r>
+        <w:t xml:space="preserve"> // This function is called when a move input is detected.</w:t>
+      </w:r>
+    </w:p>
+    <w:p>
+      <w:r>
+        <w:t xml:space="preserve"> void OnMove(InputValue movementValue)</w:t>
+      </w:r>
+    </w:p>
+    <w:p>
+      <w:r>
+        <w:t xml:space="preserve">    {</w:t>
+      </w:r>
+    </w:p>
+    <w:p>
+      <w:r>
+        <w:lastRenderedPageBreak/>
+        <w:t xml:space="preserve"> // Convert the input value into a Vector2 for movement.</w:t>
+      </w:r>
+    </w:p>
+    <w:p>
+      <w:r>
+        <w:t xml:space="preserve">        Vector2 movementVector = movementValue.Get&lt;Vector2&gt;();</w:t>
       </w:r>
     </w:p>
     <w:p/>
     <w:p>
       <w:r>
-        <w:t xml:space="preserve"> // Movement along X and Y axes.</w:t>
-      </w:r>
-    </w:p>
-    <w:p>
-      <w:r>
-        <w:t xml:space="preserve"> private float </w:t>
-      </w:r>
-      <w:proofErr w:type="spellStart"/>
-      <w:r>
-        <w:t>movementX</w:t>
-      </w:r>
-      <w:proofErr w:type="spellEnd"/>
-      <w:r>
-        <w:t>;</w:t>
-      </w:r>
-    </w:p>
-    <w:p>
-      <w:r>
-        <w:t xml:space="preserve"> private float </w:t>
-      </w:r>
-      <w:proofErr w:type="spellStart"/>
-      <w:r>
-        <w:t>movementY</w:t>
-      </w:r>
-      <w:proofErr w:type="spellEnd"/>
-      <w:r>
-        <w:t>;</w:t>
+        <w:t xml:space="preserve"> // Store the X and Y components of the movement.</w:t>
+      </w:r>
+    </w:p>
+    <w:p>
+      <w:r>
+        <w:t xml:space="preserve">        movementX = movementVector.x; </w:t>
+      </w:r>
+    </w:p>
+    <w:p>
+      <w:r>
+        <w:t xml:space="preserve">        movementY = movementVector.y; </w:t>
+      </w:r>
+    </w:p>
+    <w:p>
+      <w:r>
+        <w:t xml:space="preserve">    }</w:t>
       </w:r>
     </w:p>
     <w:p/>
     <w:p>
       <w:r>
-        <w:t xml:space="preserve"> // Speed at which the player moves.</w:t>
-      </w:r>
-    </w:p>
-    <w:p>
-      <w:r>
-        <w:t xml:space="preserve"> public float speed = 0; </w:t>
+        <w:t xml:space="preserve"> // FixedUpdate is called once per fixed frame-rate frame.</w:t>
+      </w:r>
+    </w:p>
+    <w:p>
+      <w:r>
+        <w:t xml:space="preserve"> void FixedUpdate() </w:t>
+      </w:r>
+    </w:p>
+    <w:p>
+      <w:r>
+        <w:t xml:space="preserve">    {</w:t>
+      </w:r>
+    </w:p>
+    <w:p>
+      <w:r>
+        <w:t xml:space="preserve"> // Create a 3D movement vector using the X and Y inputs.</w:t>
+      </w:r>
+    </w:p>
+    <w:p>
+      <w:r>
+        <w:t xml:space="preserve">        Vector3 movement = new Vector3 (movementX, 0.0f, movementY);</w:t>
       </w:r>
     </w:p>
     <w:p/>
     <w:p>
       <w:r>
-        <w:t xml:space="preserve"> // Start is called before the first frame update.</w:t>
-      </w:r>
-    </w:p>
-    <w:p>
-      <w:r>
-        <w:t xml:space="preserve"> void </w:t>
-      </w:r>
-      <w:proofErr w:type="gramStart"/>
-      <w:r>
-        <w:t>Start(</w:t>
-      </w:r>
-      <w:proofErr w:type="gramEnd"/>
-      <w:r>
-        <w:t>)</w:t>
+        <w:t xml:space="preserve"> // Apply force to the Rigidbody to move the player.</w:t>
+      </w:r>
+    </w:p>
+    <w:p>
+      <w:r>
+        <w:t xml:space="preserve">        rb.AddForce(movement * speed); </w:t>
+      </w:r>
+    </w:p>
+    <w:p>
+      <w:r>
+        <w:t xml:space="preserve">    }</w:t>
+      </w:r>
+    </w:p>
+    <w:p/>
+    <w:p>
+      <w:r>
+        <w:t xml:space="preserve"> void OnTriggerEnter(Collider other) </w:t>
       </w:r>
     </w:p>
     <w:p>
@@ -2265,344 +1450,12 @@
     </w:p>
     <w:p>
       <w:r>
-        <w:t xml:space="preserve"> // Get and store the </w:t>
-      </w:r>
-      <w:proofErr w:type="spellStart"/>
-      <w:r>
-        <w:t>Rigidbody</w:t>
-      </w:r>
-      <w:proofErr w:type="spellEnd"/>
-      <w:r>
-        <w:t xml:space="preserve"> component attached to the player.</w:t>
-      </w:r>
-    </w:p>
-    <w:p>
-      <w:r>
-        <w:t xml:space="preserve">        </w:t>
-      </w:r>
-      <w:proofErr w:type="spellStart"/>
-      <w:r>
-        <w:t>rb</w:t>
-      </w:r>
-      <w:proofErr w:type="spellEnd"/>
-      <w:r>
-        <w:t xml:space="preserve"> = </w:t>
-      </w:r>
-      <w:proofErr w:type="spellStart"/>
-      <w:r>
-        <w:t>GetComponent</w:t>
-      </w:r>
-      <w:proofErr w:type="spellEnd"/>
-      <w:r>
-        <w:t>&lt;</w:t>
-      </w:r>
-      <w:proofErr w:type="spellStart"/>
-      <w:r>
-        <w:t>Rigidbody</w:t>
-      </w:r>
-      <w:proofErr w:type="spellEnd"/>
-      <w:proofErr w:type="gramStart"/>
-      <w:r>
-        <w:t>&gt;(</w:t>
-      </w:r>
-      <w:proofErr w:type="gramEnd"/>
-      <w:r>
-        <w:t>);</w:t>
-      </w:r>
-    </w:p>
-    <w:p>
-      <w:r>
-        <w:t xml:space="preserve">    }</w:t>
-      </w:r>
-    </w:p>
-    <w:p>
-      <w:r>
-        <w:t xml:space="preserve"> </w:t>
-      </w:r>
-    </w:p>
-    <w:p>
-      <w:r>
-        <w:t xml:space="preserve"> // This function is called when a move input is detected.</w:t>
-      </w:r>
-    </w:p>
-    <w:p>
-      <w:r>
-        <w:t xml:space="preserve"> void </w:t>
-      </w:r>
-      <w:proofErr w:type="spellStart"/>
-      <w:proofErr w:type="gramStart"/>
-      <w:r>
-        <w:t>OnMove</w:t>
-      </w:r>
-      <w:proofErr w:type="spellEnd"/>
-      <w:r>
-        <w:t>(</w:t>
-      </w:r>
-      <w:proofErr w:type="spellStart"/>
-      <w:proofErr w:type="gramEnd"/>
-      <w:r>
-        <w:t>InputValue</w:t>
-      </w:r>
-      <w:proofErr w:type="spellEnd"/>
-      <w:r>
-        <w:t xml:space="preserve"> </w:t>
-      </w:r>
-      <w:proofErr w:type="spellStart"/>
-      <w:r>
-        <w:t>movementValue</w:t>
-      </w:r>
-      <w:proofErr w:type="spellEnd"/>
-      <w:r>
-        <w:t>)</w:t>
-      </w:r>
-    </w:p>
-    <w:p>
-      <w:r>
-        <w:t xml:space="preserve">    {</w:t>
-      </w:r>
-    </w:p>
-    <w:p>
-      <w:r>
-        <w:t xml:space="preserve"> // Convert the input value into a Vector2 for movement.</w:t>
-      </w:r>
-    </w:p>
-    <w:p>
-      <w:r>
-        <w:t xml:space="preserve">        Vector2 </w:t>
-      </w:r>
-      <w:proofErr w:type="spellStart"/>
-      <w:r>
-        <w:t>movementVector</w:t>
-      </w:r>
-      <w:proofErr w:type="spellEnd"/>
-      <w:r>
-        <w:t xml:space="preserve"> = </w:t>
-      </w:r>
-      <w:proofErr w:type="spellStart"/>
-      <w:r>
-        <w:t>movementValue.Get</w:t>
-      </w:r>
-      <w:proofErr w:type="spellEnd"/>
-      <w:r>
-        <w:t>&lt;Vector2</w:t>
-      </w:r>
-      <w:proofErr w:type="gramStart"/>
-      <w:r>
-        <w:t>&gt;(</w:t>
-      </w:r>
-      <w:proofErr w:type="gramEnd"/>
-      <w:r>
-        <w:t>);</w:t>
-      </w:r>
-    </w:p>
-    <w:p/>
-    <w:p>
-      <w:r>
-        <w:t xml:space="preserve"> // Store the X and Y components of the movement.</w:t>
-      </w:r>
-    </w:p>
-    <w:p>
-      <w:r>
-        <w:t xml:space="preserve">        </w:t>
-      </w:r>
-      <w:proofErr w:type="spellStart"/>
-      <w:r>
-        <w:t>movementX</w:t>
-      </w:r>
-      <w:proofErr w:type="spellEnd"/>
-      <w:r>
-        <w:t xml:space="preserve"> = </w:t>
-      </w:r>
-      <w:proofErr w:type="spellStart"/>
-      <w:r>
-        <w:t>movementVector.x</w:t>
-      </w:r>
-      <w:proofErr w:type="spellEnd"/>
-      <w:r>
-        <w:t xml:space="preserve">; </w:t>
-      </w:r>
-    </w:p>
-    <w:p>
-      <w:r>
-        <w:t xml:space="preserve">        </w:t>
-      </w:r>
-      <w:proofErr w:type="spellStart"/>
-      <w:r>
-        <w:t>movementY</w:t>
-      </w:r>
-      <w:proofErr w:type="spellEnd"/>
-      <w:r>
-        <w:t xml:space="preserve"> = </w:t>
-      </w:r>
-      <w:proofErr w:type="spellStart"/>
-      <w:r>
-        <w:t>movementVector.y</w:t>
-      </w:r>
-      <w:proofErr w:type="spellEnd"/>
-      <w:r>
-        <w:t xml:space="preserve">; </w:t>
-      </w:r>
-    </w:p>
-    <w:p>
-      <w:r>
-        <w:t xml:space="preserve">    }</w:t>
-      </w:r>
-    </w:p>
-    <w:p/>
-    <w:p>
-      <w:r>
-        <w:t xml:space="preserve"> // </w:t>
-      </w:r>
-      <w:proofErr w:type="spellStart"/>
-      <w:r>
-        <w:t>FixedUpdate</w:t>
-      </w:r>
-      <w:proofErr w:type="spellEnd"/>
-      <w:r>
-        <w:t xml:space="preserve"> is called once per fixed frame-rate frame.</w:t>
-      </w:r>
-    </w:p>
-    <w:p>
-      <w:r>
-        <w:t xml:space="preserve"> void </w:t>
-      </w:r>
-      <w:proofErr w:type="spellStart"/>
-      <w:proofErr w:type="gramStart"/>
-      <w:r>
-        <w:t>FixedUpdate</w:t>
-      </w:r>
-      <w:proofErr w:type="spellEnd"/>
-      <w:r>
-        <w:t>(</w:t>
-      </w:r>
-      <w:proofErr w:type="gramEnd"/>
-      <w:r>
-        <w:t xml:space="preserve">) </w:t>
-      </w:r>
-    </w:p>
-    <w:p>
-      <w:r>
-        <w:t xml:space="preserve">    {</w:t>
-      </w:r>
-    </w:p>
-    <w:p>
-      <w:r>
-        <w:t xml:space="preserve"> // Create a 3D movement vector using the X and Y inputs.</w:t>
-      </w:r>
-    </w:p>
-    <w:p>
-      <w:r>
-        <w:t xml:space="preserve">        Vector3 movement = new Vector3 (</w:t>
-      </w:r>
-      <w:proofErr w:type="spellStart"/>
-      <w:r>
-        <w:t>movementX</w:t>
-      </w:r>
-      <w:proofErr w:type="spellEnd"/>
-      <w:r>
-        <w:t xml:space="preserve">, 0.0f, </w:t>
-      </w:r>
-      <w:proofErr w:type="spellStart"/>
-      <w:r>
-        <w:t>movementY</w:t>
-      </w:r>
-      <w:proofErr w:type="spellEnd"/>
-      <w:r>
-        <w:t>);</w:t>
-      </w:r>
-    </w:p>
-    <w:p/>
-    <w:p>
-      <w:r>
-        <w:t xml:space="preserve"> // Apply force to the </w:t>
-      </w:r>
-      <w:proofErr w:type="spellStart"/>
-      <w:r>
-        <w:t>Rigidbody</w:t>
-      </w:r>
-      <w:proofErr w:type="spellEnd"/>
-      <w:r>
-        <w:t xml:space="preserve"> to move the player.</w:t>
-      </w:r>
-    </w:p>
-    <w:p>
-      <w:r>
-        <w:t xml:space="preserve">        </w:t>
-      </w:r>
-      <w:proofErr w:type="spellStart"/>
-      <w:proofErr w:type="gramStart"/>
-      <w:r>
-        <w:t>rb.AddForce</w:t>
-      </w:r>
-      <w:proofErr w:type="spellEnd"/>
-      <w:proofErr w:type="gramEnd"/>
-      <w:r>
-        <w:t xml:space="preserve">(movement * speed); </w:t>
-      </w:r>
-    </w:p>
-    <w:p>
-      <w:r>
-        <w:t xml:space="preserve">    }</w:t>
-      </w:r>
-    </w:p>
-    <w:p/>
-    <w:p>
-      <w:r>
-        <w:t xml:space="preserve"> void </w:t>
-      </w:r>
-      <w:proofErr w:type="spellStart"/>
-      <w:proofErr w:type="gramStart"/>
-      <w:r>
-        <w:t>OnTriggerEnter</w:t>
-      </w:r>
-      <w:proofErr w:type="spellEnd"/>
-      <w:r>
-        <w:t>(</w:t>
-      </w:r>
-      <w:proofErr w:type="gramEnd"/>
-      <w:r>
-        <w:t xml:space="preserve">Collider other) </w:t>
-      </w:r>
-    </w:p>
-    <w:p>
-      <w:r>
-        <w:t xml:space="preserve">    {</w:t>
-      </w:r>
-    </w:p>
-    <w:p>
-      <w:r>
-        <w:t xml:space="preserve"> // Check if the object the player collided with has the "</w:t>
-      </w:r>
-      <w:proofErr w:type="spellStart"/>
-      <w:r>
-        <w:t>PickUp</w:t>
-      </w:r>
-      <w:proofErr w:type="spellEnd"/>
-      <w:r>
-        <w:t>" tag.</w:t>
-      </w:r>
-    </w:p>
-    <w:p>
-      <w:r>
-        <w:t xml:space="preserve"> if (</w:t>
-      </w:r>
-      <w:proofErr w:type="spellStart"/>
-      <w:proofErr w:type="gramStart"/>
-      <w:r>
-        <w:t>other.gameObject.CompareTag</w:t>
-      </w:r>
-      <w:proofErr w:type="spellEnd"/>
-      <w:proofErr w:type="gramEnd"/>
-      <w:r>
-        <w:t>("</w:t>
-      </w:r>
-      <w:proofErr w:type="spellStart"/>
-      <w:r>
-        <w:t>PickUp</w:t>
-      </w:r>
-      <w:proofErr w:type="spellEnd"/>
-      <w:r>
-        <w:t xml:space="preserve">")) </w:t>
+        <w:t xml:space="preserve"> // Check if the object the player collided with has the "PickUp" tag.</w:t>
+      </w:r>
+    </w:p>
+    <w:p>
+      <w:r>
+        <w:t xml:space="preserve"> if (other.gameObject.CompareTag("PickUp")) </w:t>
       </w:r>
     </w:p>
     <w:p>
@@ -2617,17 +1470,7 @@
     </w:p>
     <w:p>
       <w:r>
-        <w:t xml:space="preserve">            </w:t>
-      </w:r>
-      <w:proofErr w:type="spellStart"/>
-      <w:proofErr w:type="gramStart"/>
-      <w:r>
-        <w:t>other.gameObject.SetActive</w:t>
-      </w:r>
-      <w:proofErr w:type="spellEnd"/>
-      <w:proofErr w:type="gramEnd"/>
-      <w:r>
-        <w:t>(false);</w:t>
+        <w:t xml:space="preserve">            other.gameObject.SetActive(false);</w:t>
       </w:r>
     </w:p>
     <w:p>
@@ -2644,6 +1487,7 @@
     <w:p/>
     <w:p>
       <w:r>
+        <w:lastRenderedPageBreak/>
         <w:t>}</w:t>
       </w:r>
     </w:p>
@@ -2659,7 +1503,7 @@
 </file>
 
 <file path=word/numbering.xml><?xml version="1.0" encoding="utf-8"?>
-<w:numbering xmlns:wpc="http://schemas.microsoft.com/office/word/2010/wordprocessingCanvas" xmlns:cx="http://schemas.microsoft.com/office/drawing/2014/chartex" xmlns:cx1="http://schemas.microsoft.com/office/drawing/2015/9/8/chartex" xmlns:cx2="http://schemas.microsoft.com/office/drawing/2015/10/21/chartex" xmlns:cx3="http://schemas.microsoft.com/office/drawing/2016/5/9/chartex" xmlns:cx4="http://schemas.microsoft.com/office/drawing/2016/5/10/chartex" xmlns:cx5="http://schemas.microsoft.com/office/drawing/2016/5/11/chartex" xmlns:cx6="http://schemas.microsoft.com/office/drawing/2016/5/12/chartex" xmlns:cx7="http://schemas.microsoft.com/office/drawing/2016/5/13/chartex" xmlns:cx8="http://schemas.microsoft.com/office/drawing/2016/5/14/chartex" xmlns:mc="http://schemas.openxmlformats.org/markup-compatibility/2006" xmlns:aink="http://schemas.microsoft.com/office/drawing/2016/ink" xmlns:am3d="http://schemas.microsoft.com/office/drawing/2017/model3d" xmlns:o="urn:schemas-microsoft-com:office:office" xmlns:oel="http://schemas.microsoft.com/office/2019/extlst" xmlns:r="http://schemas.openxmlformats.org/officeDocument/2006/relationships" xmlns:m="http://schemas.openxmlformats.org/officeDocument/2006/math" xmlns:v="urn:schemas-microsoft-com:vml" xmlns:wp14="http://schemas.microsoft.com/office/word/2010/wordprocessingDrawing" xmlns:wp="http://schemas.openxmlformats.org/drawingml/2006/wordprocessingDrawing" xmlns:w10="urn:schemas-microsoft-com:office:word" xmlns:w="http://schemas.openxmlformats.org/wordprocessingml/2006/main" xmlns:w14="http://schemas.microsoft.com/office/word/2010/wordml" xmlns:w15="http://schemas.microsoft.com/office/word/2012/wordml" xmlns:w16cei="http://schemas.microsoft.com/office/word/2026/wordml/cei" xmlns:w16cex="http://schemas.microsoft.com/office/word/2018/wordml/cex" xmlns:w16cid="http://schemas.microsoft.com/office/word/2016/wordml/cid" xmlns:w16="http://schemas.microsoft.com/office/word/2018/wordml" xmlns:w16du="http://schemas.microsoft.com/office/word/2023/wordml/word16du" xmlns:w16sdtdh="http://schemas.microsoft.com/office/word/2020/wordml/sdtdatahash" xmlns:w16sdtfl="http://schemas.microsoft.com/office/word/2024/wordml/sdtformatlock" xmlns:w16se="http://schemas.microsoft.com/office/word/2015/wordml/symex" xmlns:wpg="http://schemas.microsoft.com/office/word/2010/wordprocessingGroup" xmlns:wpi="http://schemas.microsoft.com/office/word/2010/wordprocessingInk" xmlns:wne="http://schemas.microsoft.com/office/word/2006/wordml" xmlns:wps="http://schemas.microsoft.com/office/word/2010/wordprocessingShape" mc:Ignorable="w14 w15 w16se w16cid w16 w16cex w16sdtdh w16sdtfl w16du wp14">
+<w:numbering xmlns:wpc="http://schemas.microsoft.com/office/word/2010/wordprocessingCanvas" xmlns:cx="http://schemas.microsoft.com/office/drawing/2014/chartex" xmlns:cx1="http://schemas.microsoft.com/office/drawing/2015/9/8/chartex" xmlns:cx2="http://schemas.microsoft.com/office/drawing/2015/10/21/chartex" xmlns:cx3="http://schemas.microsoft.com/office/drawing/2016/5/9/chartex" xmlns:cx4="http://schemas.microsoft.com/office/drawing/2016/5/10/chartex" xmlns:cx5="http://schemas.microsoft.com/office/drawing/2016/5/11/chartex" xmlns:cx6="http://schemas.microsoft.com/office/drawing/2016/5/12/chartex" xmlns:cx7="http://schemas.microsoft.com/office/drawing/2016/5/13/chartex" xmlns:cx8="http://schemas.microsoft.com/office/drawing/2016/5/14/chartex" xmlns:mc="http://schemas.openxmlformats.org/markup-compatibility/2006" xmlns:aink="http://schemas.microsoft.com/office/drawing/2016/ink" xmlns:am3d="http://schemas.microsoft.com/office/drawing/2017/model3d" xmlns:o="urn:schemas-microsoft-com:office:office" xmlns:oel="http://schemas.microsoft.com/office/2019/extlst" xmlns:r="http://schemas.openxmlformats.org/officeDocument/2006/relationships" xmlns:m="http://schemas.openxmlformats.org/officeDocument/2006/math" xmlns:v="urn:schemas-microsoft-com:vml" xmlns:wp14="http://schemas.microsoft.com/office/word/2010/wordprocessingDrawing" xmlns:wp="http://schemas.openxmlformats.org/drawingml/2006/wordprocessingDrawing" xmlns:w10="urn:schemas-microsoft-com:office:word" xmlns:w="http://schemas.openxmlformats.org/wordprocessingml/2006/main" xmlns:w14="http://schemas.microsoft.com/office/word/2010/wordml" xmlns:w15="http://schemas.microsoft.com/office/word/2012/wordml" xmlns:w16cex="http://schemas.microsoft.com/office/word/2018/wordml/cex" xmlns:w16cid="http://schemas.microsoft.com/office/word/2016/wordml/cid" xmlns:w16="http://schemas.microsoft.com/office/word/2018/wordml" xmlns:w16du="http://schemas.microsoft.com/office/word/2023/wordml/word16du" xmlns:w16sdtdh="http://schemas.microsoft.com/office/word/2020/wordml/sdtdatahash" xmlns:w16sdtfl="http://schemas.microsoft.com/office/word/2024/wordml/sdtformatlock" xmlns:w16se="http://schemas.microsoft.com/office/word/2015/wordml/symex" xmlns:wpg="http://schemas.microsoft.com/office/word/2010/wordprocessingGroup" xmlns:wpi="http://schemas.microsoft.com/office/word/2010/wordprocessingInk" xmlns:wne="http://schemas.microsoft.com/office/word/2006/wordml" xmlns:wps="http://schemas.microsoft.com/office/word/2010/wordprocessingShape" mc:Ignorable="w14 w15 w16se w16cid w16 w16cex w16sdtdh w16sdtfl w16du wp14">
   <w:abstractNum w:abstractNumId="0" w15:restartNumberingAfterBreak="0">
     <w:nsid w:val="1A86448F"/>
     <w:multiLevelType w:val="multilevel"/>
@@ -5546,6 +4390,7 @@
   <w:style w:type="character" w:default="1" w:styleId="DefaultParagraphFont">
     <w:name w:val="Default Paragraph Font"/>
     <w:uiPriority w:val="1"/>
+    <w:semiHidden/>
     <w:unhideWhenUsed/>
   </w:style>
   <w:style w:type="table" w:default="1" w:styleId="TableNormal">
